--- a/exports/CV-Agustin-Serfaty.docx
+++ b/exports/CV-Agustin-Serfaty.docx
@@ -48,7 +48,54 @@
         <w:t xml:space="preserve">Serfaty</w:t>
       </w:r>
     </w:p>
-    <w:bookmarkStart w:id="31" w:name="agustín-serfaty"/>
+    <w:p>
+      <w:pPr>
+        <w:pStyle w:val="FirstParagraph"/>
+      </w:pPr>
+      <w:r>
+        <w:drawing>
+          <wp:inline>
+            <wp:extent cx="1259999" cy="1362891"/>
+            <wp:effectExtent b="0" l="0" r="0" t="0"/>
+            <wp:docPr descr="" title="" id="21" name="Picture"/>
+            <a:graphic>
+              <a:graphicData uri="http://schemas.openxmlformats.org/drawingml/2006/picture">
+                <pic:pic>
+                  <pic:nvPicPr>
+                    <pic:cNvPr descr="certificaciones/foto-perfil.jpg" id="22" name="Picture"/>
+                    <pic:cNvPicPr>
+                      <a:picLocks noChangeArrowheads="1" noChangeAspect="1"/>
+                    </pic:cNvPicPr>
+                  </pic:nvPicPr>
+                  <pic:blipFill>
+                    <a:blip r:embed="rId20"/>
+                    <a:stretch>
+                      <a:fillRect/>
+                    </a:stretch>
+                  </pic:blipFill>
+                  <pic:spPr bwMode="auto">
+                    <a:xfrm>
+                      <a:off x="0" y="0"/>
+                      <a:ext cx="1259999" cy="1362891"/>
+                    </a:xfrm>
+                    <a:prstGeom prst="rect">
+                      <a:avLst/>
+                    </a:prstGeom>
+                    <a:noFill/>
+                    <a:ln w="9525">
+                      <a:noFill/>
+                      <a:headEnd/>
+                      <a:tailEnd/>
+                    </a:ln>
+                  </pic:spPr>
+                </pic:pic>
+              </a:graphicData>
+            </a:graphic>
+          </wp:inline>
+        </w:drawing>
+      </w:r>
+    </w:p>
+    <w:bookmarkStart w:id="34" w:name="agustín-serfaty"/>
     <w:p>
       <w:pPr>
         <w:pStyle w:val="Heading1"/>
@@ -66,13 +113,13 @@
           <w:bCs/>
           <w:b/>
         </w:rPr>
-        <w:t xml:space="preserve">Profesor de Educación Física</w:t>
-      </w:r>
-      <w:r>
-        <w:t xml:space="preserve"> </w:t>
-      </w:r>
-      <w:r>
-        <w:t xml:space="preserve">· Preparador Físico · Guardavidas · Instructor de Vela</w:t>
+        <w:t xml:space="preserve">Preceptor — Colegio de la Inmaculada Concepción (Santa Fe)</w:t>
+      </w:r>
+      <w:r>
+        <w:t xml:space="preserve"> </w:t>
+      </w:r>
+      <w:r>
+        <w:t xml:space="preserve">· Profesor de Educación Física · Preparador Físico · Guardavidas · Instructor de Vela</w:t>
       </w:r>
     </w:p>
     <w:p>
@@ -96,7 +143,7 @@
         </w:pict>
       </w:r>
     </w:p>
-    <w:bookmarkStart w:id="20" w:name="perfil-profesional"/>
+    <w:bookmarkStart w:id="23" w:name="perfil-profesional"/>
     <w:p>
       <w:pPr>
         <w:pStyle w:val="Heading2"/>
@@ -120,8 +167,8 @@
         </w:pict>
       </w:r>
     </w:p>
-    <w:bookmarkEnd w:id="20"/>
-    <w:bookmarkStart w:id="24" w:name="experiencia-laboral"/>
+    <w:bookmarkEnd w:id="23"/>
+    <w:bookmarkStart w:id="27" w:name="experiencia-laboral"/>
     <w:p>
       <w:pPr>
         <w:pStyle w:val="Heading2"/>
@@ -130,7 +177,7 @@
         <w:t xml:space="preserve">Experiencia laboral</w:t>
       </w:r>
     </w:p>
-    <w:bookmarkStart w:id="21" w:name="docencia-escolar"/>
+    <w:bookmarkStart w:id="24" w:name="docencia-escolar"/>
     <w:p>
       <w:pPr>
         <w:pStyle w:val="Heading3"/>
@@ -219,8 +266,8 @@
         <w:t xml:space="preserve">- Trabajo en el equipo de pastoral del colegio: planificación y coordinación de actividades formativas y comunitarias con alumnos.</w:t>
       </w:r>
     </w:p>
-    <w:bookmarkEnd w:id="21"/>
-    <w:bookmarkStart w:id="22" w:name="preparación-física-y-entrenamiento"/>
+    <w:bookmarkEnd w:id="24"/>
+    <w:bookmarkStart w:id="25" w:name="preparación-física-y-entrenamiento"/>
     <w:p>
       <w:pPr>
         <w:pStyle w:val="Heading3"/>
@@ -343,8 +390,8 @@
         <w:t xml:space="preserve">- Asesoramiento y seguimiento de rutinas de musculación a socios.</w:t>
       </w:r>
     </w:p>
-    <w:bookmarkEnd w:id="22"/>
-    <w:bookmarkStart w:id="23" w:name="actividades-acuáticas-y-náuticas"/>
+    <w:bookmarkEnd w:id="25"/>
+    <w:bookmarkStart w:id="26" w:name="actividades-acuáticas-y-náuticas"/>
     <w:p>
       <w:pPr>
         <w:pStyle w:val="Heading3"/>
@@ -474,9 +521,9 @@
         </w:pict>
       </w:r>
     </w:p>
-    <w:bookmarkEnd w:id="23"/>
-    <w:bookmarkEnd w:id="24"/>
-    <w:bookmarkStart w:id="25" w:name="formación-académica"/>
+    <w:bookmarkEnd w:id="26"/>
+    <w:bookmarkEnd w:id="27"/>
+    <w:bookmarkStart w:id="28" w:name="formación-académica"/>
     <w:p>
       <w:pPr>
         <w:pStyle w:val="Heading2"/>
@@ -657,8 +704,8 @@
         </w:pict>
       </w:r>
     </w:p>
-    <w:bookmarkEnd w:id="25"/>
-    <w:bookmarkStart w:id="26" w:name="cursos-y-certificaciones"/>
+    <w:bookmarkEnd w:id="28"/>
+    <w:bookmarkStart w:id="29" w:name="cursos-y-certificaciones"/>
     <w:p>
       <w:pPr>
         <w:pStyle w:val="Heading2"/>
@@ -865,8 +912,8 @@
         </w:pict>
       </w:r>
     </w:p>
-    <w:bookmarkEnd w:id="26"/>
-    <w:bookmarkStart w:id="27" w:name="idiomas"/>
+    <w:bookmarkEnd w:id="29"/>
+    <w:bookmarkStart w:id="30" w:name="idiomas"/>
     <w:p>
       <w:pPr>
         <w:pStyle w:val="Heading2"/>
@@ -948,8 +995,8 @@
         </w:pict>
       </w:r>
     </w:p>
-    <w:bookmarkEnd w:id="27"/>
-    <w:bookmarkStart w:id="28" w:name="competencias"/>
+    <w:bookmarkEnd w:id="30"/>
+    <w:bookmarkStart w:id="31" w:name="competencias"/>
     <w:p>
       <w:pPr>
         <w:pStyle w:val="Heading2"/>
@@ -1049,8 +1096,8 @@
         </w:pict>
       </w:r>
     </w:p>
-    <w:bookmarkEnd w:id="28"/>
-    <w:bookmarkStart w:id="29" w:name="experiencia-internacional"/>
+    <w:bookmarkEnd w:id="31"/>
+    <w:bookmarkStart w:id="32" w:name="experiencia-internacional"/>
     <w:p>
       <w:pPr>
         <w:pStyle w:val="Heading2"/>
@@ -1100,8 +1147,8 @@
         </w:pict>
       </w:r>
     </w:p>
-    <w:bookmarkEnd w:id="29"/>
-    <w:bookmarkStart w:id="30" w:name="referencias"/>
+    <w:bookmarkEnd w:id="32"/>
+    <w:bookmarkStart w:id="33" w:name="referencias"/>
     <w:p>
       <w:pPr>
         <w:pStyle w:val="Heading2"/>
@@ -1118,8 +1165,8 @@
         <w:t xml:space="preserve">Disponibles a pedido.</w:t>
       </w:r>
     </w:p>
-    <w:bookmarkEnd w:id="30"/>
-    <w:bookmarkEnd w:id="31"/>
+    <w:bookmarkEnd w:id="33"/>
+    <w:bookmarkEnd w:id="34"/>
     <w:sectPr/>
   </w:body>
 </w:document>
